--- a/applications/robinson-and-casey-pllc-director-of-marketing-strategy/build/Joshua_Chappell_Resume_RobinsonAndCasey.docx
+++ b/applications/robinson-and-casey-pllc-director-of-marketing-strategy/build/Joshua_Chappell_Resume_RobinsonAndCasey.docx
@@ -33,7 +33,7 @@
         </w:rPr>
         <w:t xml:space="preserve">Mesa, AZ  •  480-586-7959  •  </w:t>
       </w:r>
-      <w:hyperlink w:history="1" r:id="rId6c-tko_fneehbydqbyy0e">
+      <w:hyperlink w:history="1" r:id="rIdpywnbj0eprd3umlq4yics">
         <w:r>
           <w:rPr>
             <w:rFonts w:ascii="Calibri" w:cs="Calibri" w:eastAsia="Calibri" w:hAnsi="Calibri"/>
@@ -49,7 +49,7 @@
       <w:pPr>
         <w:jc w:val="center"/>
       </w:pPr>
-      <w:hyperlink w:history="1" r:id="rIdupkp89lbqrkdzvhlddzee">
+      <w:hyperlink w:history="1" r:id="rIduqwf8jjzit6cmehxhe8h3">
         <w:r>
           <w:rPr>
             <w:rFonts w:ascii="Calibri" w:cs="Calibri" w:eastAsia="Calibri" w:hAnsi="Calibri"/>
@@ -69,7 +69,7 @@
         </w:rPr>
         <w:t xml:space="preserve">  •  </w:t>
       </w:r>
-      <w:hyperlink w:history="1" r:id="rIdso_cuai7u5n-lbxhbdntt">
+      <w:hyperlink w:history="1" r:id="rIdeejt0irrvk04ajhzdyjib">
         <w:r>
           <w:rPr>
             <w:rFonts w:ascii="Calibri" w:cs="Calibri" w:eastAsia="Calibri" w:hAnsi="Calibri"/>
@@ -89,7 +89,7 @@
         </w:rPr>
         <w:t xml:space="preserve">  •  </w:t>
       </w:r>
-      <w:hyperlink w:history="1" r:id="rIdenbm8q4ama7eqqrk2ek0c">
+      <w:hyperlink w:history="1" r:id="rIdpf1ncnvfnxwyyzlaizaes">
         <w:r>
           <w:rPr>
             <w:rFonts w:ascii="Calibri" w:cs="Calibri" w:eastAsia="Calibri" w:hAnsi="Calibri"/>
@@ -113,7 +113,7 @@
           <w:sz w:val="21"/>
           <w:szCs w:val="21"/>
         </w:rPr>
-        <w:t xml:space="preserve">Marketing leader who raised ad click-through rates by over 200% and drove more than 20x the engagement of standard content with campaigns he created and led. Holds a Master's in Marketing with a Marketing Analytics Specialization and has built content for healthcare, education, and B2B clients. Has owned Lightbox Digital since 2019: generates leads with Facebook ads, tracks ad performance with the Facebook pixel, commands crews of 5-20, and shoots, designs, and writes the creative.</w:t>
+        <w:t xml:space="preserve">Marketer who raised ad click-through rates by over 200% and drove more than 20x the engagement of standard content with campaigns he created and led. Holds a Master's in Marketing with a Marketing Analytics Specialization and has built content for healthcare professionals, schools, and business clients. Has owned Lightbox Digital since 2019: generates leads with Facebook ads, tracks ad performance with the Facebook pixel, commands project crews of 5-20, and shoots, designs, and writes the creative.</w:t>
       </w:r>
     </w:p>
     <w:p>
@@ -193,7 +193,7 @@
           <w:sz w:val="21"/>
           <w:szCs w:val="21"/>
         </w:rPr>
-        <w:t xml:space="preserve">Created and led a video initiative that raised click-through rates for running ads by over 200%, and drove paid and organic engagement by over 100%.</w:t>
+        <w:t xml:space="preserve">Created and led video initiatives that raised click-through rates for running ads by over 200% and drove paid and organic engagement by over 100%.</w:t>
       </w:r>
     </w:p>
     <w:p>
@@ -368,7 +368,7 @@
           <w:sz w:val="21"/>
           <w:szCs w:val="21"/>
         </w:rPr>
-        <w:t xml:space="preserve">Partnered with CEOs, realtors, and builders; commanded crews of 5-20 and delivered 98% of projects on time and 92% within budget.</w:t>
+        <w:t xml:space="preserve">Partnered with CEOs, realtors, and builders; commanded project crews of 5-20 and delivered 98% of projects on time and 92% within budget.</w:t>
       </w:r>
     </w:p>
     <w:p>
@@ -637,7 +637,7 @@
           <w:sz w:val="21"/>
           <w:szCs w:val="21"/>
         </w:rPr>
-        <w:t xml:space="preserve">Marketing Strategy &amp; Campaign Planning  •  Marketing Analytics &amp; Reporting  •  Lead Generation (Meta Ads, Facebook Pixel)  •  Google Business Optimization  •  Inbound Marketing (HubSpot)  •  Brand Messaging &amp; Content Strategy  •  Copy &amp; Script Writing  •  Videography &amp; Photography  •  Graphic Design (Photoshop, Lightroom, Canva)  •  Video Editing (Premiere Pro, DaVinci Resolve, After Effects)  •  AI Workflows (Claude, ChatGPT, ElevenLabs, Runway)  •  Project Management (Wrike, Notion, Google Workspace)  •  Excel &amp; Google Sheets</w:t>
+        <w:t xml:space="preserve">Marketing Strategy &amp; Campaign Planning  •  Marketing Analytics &amp; Reporting  •  Lead Generation (Meta Ads, Facebook Pixel)  •  Google Business Optimization  •  Inbound Marketing  •  Brand Messaging &amp; Content Strategy  •  Copy &amp; Script Writing  •  Videography &amp; Photography  •  Graphic Design (Photoshop, Lightroom, Canva)  •  Video Editing (Premiere Pro, DaVinci Resolve, After Effects)  •  AI Workflows (Claude, ChatGPT, ElevenLabs, Runway)  •  Project Management (Wrike, Notion, Google Workspace)  •  Excel &amp; Google Sheets</w:t>
       </w:r>
     </w:p>
     <w:p>
@@ -736,7 +736,7 @@
           <w:sz w:val="21"/>
           <w:szCs w:val="21"/>
         </w:rPr>
-        <w:t xml:space="preserve">Google Digital Marketing &amp; E-Commerce (2024)  •  WGU Marketing Analytics (2024)  •  HubSpot Inbound Marketing (2024)</w:t>
+        <w:t xml:space="preserve">Google Digital Marketing &amp; E-Commerce (2024)  •  WGU Marketing Analytics (2024)  •  HubSpot Inbound Marketing (2024 - 2026)</w:t>
       </w:r>
     </w:p>
     <w:sectPr>
